--- a/por/docx/004.content.docx
+++ b/por/docx/004.content.docx
@@ -19,7 +19,7 @@
         <w:rPr>
           <w:lang w:val="pt_PT" w:bidi="pt_PT"/>
         </w:rPr>
-        <w:t>Resource: Tyndale Open Study Notes</w:t>
+        <w:t>Resource: Aquifer Open Study Notes (Profiles)</w:t>
       </w:r>
       <w:r>
         <w:rPr>
@@ -112,7 +112,7 @@
         <w:rPr>
           <w:lang w:val="pt_PT" w:bidi="pt_PT"/>
         </w:rPr>
-        <w:t>Tyndale Open Study Notes</w:t>
+        <w:t>Aquifer Open Study Notes (Profiles)</w:t>
       </w:r>
     </w:p>
     <w:p>

--- a/por/docx/004.content.docx
+++ b/por/docx/004.content.docx
@@ -247,18 +247,12 @@
         </w:rPr>
         <w:t>Daniel pertencia à família real de Judá quando o exército babilônico atacou Jerusalém pela primeira vez em 605 a.C. (</w:t>
       </w:r>
-      <w:hyperlink r:id="rId13">
-        <w:r>
-          <w:rPr>
-            <w:lang w:val="pt_PT" w:bidi="pt_PT"/>
-          </w:rPr>
-          <w:rPr>
-            <w:color w:val="0000EE"/>
-            <w:u w:val="single"/>
-          </w:rPr>
-          <w:t>Dn 1.3</w:t>
-        </w:r>
-      </w:hyperlink>
+      <w:r>
+        <w:rPr>
+          <w:lang w:val="pt_PT" w:bidi="pt_PT"/>
+        </w:rPr>
+        <w:t>Dn 1.3</w:t>
+      </w:r>
       <w:r>
         <w:rPr>
           <w:lang w:val="pt_PT" w:bidi="pt_PT"/>
@@ -279,72 +273,48 @@
         </w:rPr>
         <w:t xml:space="preserve">Daniel trabalhou no tribunal por quase setenta anos (veja </w:t>
       </w:r>
-      <w:hyperlink r:id="rId14">
-        <w:r>
-          <w:rPr>
-            <w:lang w:val="pt_PT" w:bidi="pt_PT"/>
-          </w:rPr>
-          <w:rPr>
-            <w:color w:val="0000EE"/>
-            <w:u w:val="single"/>
-          </w:rPr>
-          <w:t>Dn 1.21</w:t>
-        </w:r>
-      </w:hyperlink>
+      <w:r>
+        <w:rPr>
+          <w:lang w:val="pt_PT" w:bidi="pt_PT"/>
+        </w:rPr>
+        <w:t>Dn 1.21</w:t>
+      </w:r>
       <w:r>
         <w:rPr>
           <w:lang w:val="pt_PT" w:bidi="pt_PT"/>
         </w:rPr>
         <w:t>). Ele rapidamente ganhou uma reputação por sua inteligência e completa lealdade a Deus. Quando Nabucodonosor teve um sonho perturbador, Deus revelou seu significado a Daniel, que o explicou ao rei (</w:t>
       </w:r>
-      <w:hyperlink r:id="rId15">
-        <w:r>
-          <w:rPr>
-            <w:lang w:val="pt_PT" w:bidi="pt_PT"/>
-          </w:rPr>
-          <w:rPr>
-            <w:color w:val="0000EE"/>
-            <w:u w:val="single"/>
-          </w:rPr>
-          <w:t>Dn 2</w:t>
-        </w:r>
-      </w:hyperlink>
+      <w:r>
+        <w:rPr>
+          <w:lang w:val="pt_PT" w:bidi="pt_PT"/>
+        </w:rPr>
+        <w:t>Dn 2</w:t>
+      </w:r>
       <w:r>
         <w:rPr>
           <w:lang w:val="pt_PT" w:bidi="pt_PT"/>
         </w:rPr>
         <w:t>). Mais tarde, Daniel interpretou um segundo sonho sobre o orgulho do rei (</w:t>
       </w:r>
-      <w:hyperlink r:id="rId16">
-        <w:r>
-          <w:rPr>
-            <w:lang w:val="pt_PT" w:bidi="pt_PT"/>
-          </w:rPr>
-          <w:rPr>
-            <w:color w:val="0000EE"/>
-            <w:u w:val="single"/>
-          </w:rPr>
-          <w:t>Dn 4</w:t>
-        </w:r>
-      </w:hyperlink>
+      <w:r>
+        <w:rPr>
+          <w:lang w:val="pt_PT" w:bidi="pt_PT"/>
+        </w:rPr>
+        <w:t>Dn 4</w:t>
+      </w:r>
       <w:r>
         <w:rPr>
           <w:lang w:val="pt_PT" w:bidi="pt_PT"/>
         </w:rPr>
         <w:t>). Daniel instou Nabucodonosor a se arrepender, mas ele não o fez. Como resultado, Nabucodonosor temporariamente perdeu sua sanidade (</w:t>
       </w:r>
-      <w:hyperlink r:id="rId17">
-        <w:r>
-          <w:rPr>
-            <w:lang w:val="pt_PT" w:bidi="pt_PT"/>
-          </w:rPr>
-          <w:rPr>
-            <w:color w:val="0000EE"/>
-            <w:u w:val="single"/>
-          </w:rPr>
-          <w:t>Dn 4.28–37</w:t>
-        </w:r>
-      </w:hyperlink>
+      <w:r>
+        <w:rPr>
+          <w:lang w:val="pt_PT" w:bidi="pt_PT"/>
+        </w:rPr>
+        <w:t>Dn 4.28–37</w:t>
+      </w:r>
       <w:r>
         <w:rPr>
           <w:lang w:val="pt_PT" w:bidi="pt_PT"/>
@@ -379,18 +349,12 @@
         </w:rPr>
         <w:t>Mais tarde, Belsazar, o vice-regente da Babilônia, usou desrespeitosamente os vasos sagrados do Templo de Jerusalém durante um banquete em 539 a.C. De repente, uma mão sem corpo escreveu as palavras “Mene, Mene, Tekel e Parsin” na parede do palácio. Daniel interpretou essas palavras como uma previsão do fim iminente da Babilônia. Naquela mesma noite, os persas capturaram a capital e mataram Belsazar (</w:t>
       </w:r>
-      <w:hyperlink r:id="rId18">
-        <w:r>
-          <w:rPr>
-            <w:lang w:val="pt_PT" w:bidi="pt_PT"/>
-          </w:rPr>
-          <w:rPr>
-            <w:color w:val="0000EE"/>
-            <w:u w:val="single"/>
-          </w:rPr>
-          <w:t>Dn 5.1–31</w:t>
-        </w:r>
-      </w:hyperlink>
+      <w:r>
+        <w:rPr>
+          <w:lang w:val="pt_PT" w:bidi="pt_PT"/>
+        </w:rPr>
+        <w:t>Dn 5.1–31</w:t>
+      </w:r>
       <w:r>
         <w:rPr>
           <w:lang w:val="pt_PT" w:bidi="pt_PT"/>
@@ -411,72 +375,48 @@
         </w:rPr>
         <w:t>Em 539 a.C., sob o governo de Dario, o Medo, Daniel tornou-se administrador do reino (</w:t>
       </w:r>
-      <w:hyperlink r:id="rId19">
-        <w:r>
-          <w:rPr>
-            <w:lang w:val="pt_PT" w:bidi="pt_PT"/>
-          </w:rPr>
-          <w:rPr>
-            <w:color w:val="0000EE"/>
-            <w:u w:val="single"/>
-          </w:rPr>
-          <w:t>Dn 6.2</w:t>
-        </w:r>
-      </w:hyperlink>
+      <w:r>
+        <w:rPr>
+          <w:lang w:val="pt_PT" w:bidi="pt_PT"/>
+        </w:rPr>
+        <w:t>Dn 6.2</w:t>
+      </w:r>
       <w:r>
         <w:rPr>
           <w:lang w:val="pt_PT" w:bidi="pt_PT"/>
         </w:rPr>
         <w:t>). A gestão eficaz de Daniel irritou seus inimigos políticos. Eles convenceram Dario a emitir um decreto que proibia a adoração de qualquer um, exceto o rei, com a punição de ser jogado na cova dos leões. Para manter suas crenças religiosas, Daniel desobedeceu à lei, mas foi milagrosamente poupado pelos leões. Depois, ele retornou à sua posição (</w:t>
       </w:r>
-      <w:hyperlink r:id="rId20">
-        <w:r>
-          <w:rPr>
-            <w:lang w:val="pt_PT" w:bidi="pt_PT"/>
-          </w:rPr>
-          <w:rPr>
-            <w:color w:val="0000EE"/>
-            <w:u w:val="single"/>
-          </w:rPr>
-          <w:t>Dn 6.17–28</w:t>
-        </w:r>
-      </w:hyperlink>
+      <w:r>
+        <w:rPr>
+          <w:lang w:val="pt_PT" w:bidi="pt_PT"/>
+        </w:rPr>
+        <w:t>Dn 6.17–28</w:t>
+      </w:r>
       <w:r>
         <w:rPr>
           <w:lang w:val="pt_PT" w:bidi="pt_PT"/>
         </w:rPr>
         <w:t>). As visões posteriores de Daniel são dessa época (</w:t>
       </w:r>
-      <w:hyperlink r:id="rId21">
-        <w:r>
-          <w:rPr>
-            <w:lang w:val="pt_PT" w:bidi="pt_PT"/>
-          </w:rPr>
-          <w:rPr>
-            <w:color w:val="0000EE"/>
-            <w:u w:val="single"/>
-          </w:rPr>
-          <w:t>Dn 10.1</w:t>
-        </w:r>
-      </w:hyperlink>
+      <w:r>
+        <w:rPr>
+          <w:lang w:val="pt_PT" w:bidi="pt_PT"/>
+        </w:rPr>
+        <w:t>Dn 10.1</w:t>
+      </w:r>
       <w:r>
         <w:rPr>
           <w:lang w:val="pt_PT" w:bidi="pt_PT"/>
         </w:rPr>
         <w:t xml:space="preserve">, </w:t>
       </w:r>
-      <w:hyperlink r:id="rId22">
-        <w:r>
-          <w:rPr>
-            <w:lang w:val="pt_PT" w:bidi="pt_PT"/>
-          </w:rPr>
-          <w:rPr>
-            <w:color w:val="0000EE"/>
-            <w:u w:val="single"/>
-          </w:rPr>
-          <w:t>4</w:t>
-        </w:r>
-      </w:hyperlink>
+      <w:r>
+        <w:rPr>
+          <w:lang w:val="pt_PT" w:bidi="pt_PT"/>
+        </w:rPr>
+        <w:t>4</w:t>
+      </w:r>
       <w:r>
         <w:rPr>
           <w:lang w:val="pt_PT" w:bidi="pt_PT"/>
@@ -497,108 +437,72 @@
         </w:rPr>
         <w:t xml:space="preserve">As profecias de Daniel são difíceis de entender em detalhes, mas sua mensagem é clara: forças malignas estão no poder agora, mas Deus está no controle e salvará seu povo. Jesus e os autores do Novo Testamento citaram Daniel, muitas vezes usando suas imagens ao discutir os tempos do fim (por exemplo, compare </w:t>
       </w:r>
-      <w:hyperlink r:id="rId23">
-        <w:r>
-          <w:rPr>
-            <w:lang w:val="pt_PT" w:bidi="pt_PT"/>
-          </w:rPr>
-          <w:rPr>
-            <w:color w:val="0000EE"/>
-            <w:u w:val="single"/>
-          </w:rPr>
-          <w:t>Dn 7.1–9</w:t>
-        </w:r>
-      </w:hyperlink>
+      <w:r>
+        <w:rPr>
+          <w:lang w:val="pt_PT" w:bidi="pt_PT"/>
+        </w:rPr>
+        <w:t>Dn 7.1–9</w:t>
+      </w:r>
       <w:r>
         <w:rPr>
           <w:lang w:val="pt_PT" w:bidi="pt_PT"/>
         </w:rPr>
         <w:t xml:space="preserve"> e </w:t>
       </w:r>
-      <w:hyperlink r:id="rId24">
-        <w:r>
-          <w:rPr>
-            <w:lang w:val="pt_PT" w:bidi="pt_PT"/>
-          </w:rPr>
-          <w:rPr>
-            <w:color w:val="0000EE"/>
-            <w:u w:val="single"/>
-          </w:rPr>
-          <w:t>Ap 13.1–10</w:t>
-        </w:r>
-      </w:hyperlink>
+      <w:r>
+        <w:rPr>
+          <w:lang w:val="pt_PT" w:bidi="pt_PT"/>
+        </w:rPr>
+        <w:t>Ap 13.1–10</w:t>
+      </w:r>
       <w:r>
         <w:rPr>
           <w:lang w:val="pt_PT" w:bidi="pt_PT"/>
         </w:rPr>
         <w:t xml:space="preserve">; </w:t>
       </w:r>
-      <w:hyperlink r:id="rId25">
-        <w:r>
-          <w:rPr>
-            <w:lang w:val="pt_PT" w:bidi="pt_PT"/>
-          </w:rPr>
-          <w:rPr>
-            <w:color w:val="0000EE"/>
-            <w:u w:val="single"/>
-          </w:rPr>
-          <w:t>Dn 7.13</w:t>
-        </w:r>
-      </w:hyperlink>
+      <w:r>
+        <w:rPr>
+          <w:lang w:val="pt_PT" w:bidi="pt_PT"/>
+        </w:rPr>
+        <w:t>Dn 7.13</w:t>
+      </w:r>
       <w:r>
         <w:rPr>
           <w:lang w:val="pt_PT" w:bidi="pt_PT"/>
         </w:rPr>
         <w:t xml:space="preserve"> e </w:t>
       </w:r>
-      <w:hyperlink r:id="rId26">
-        <w:r>
-          <w:rPr>
-            <w:lang w:val="pt_PT" w:bidi="pt_PT"/>
-          </w:rPr>
-          <w:rPr>
-            <w:color w:val="0000EE"/>
-            <w:u w:val="single"/>
-          </w:rPr>
-          <w:t>Ap 1.7</w:t>
-        </w:r>
-      </w:hyperlink>
+      <w:r>
+        <w:rPr>
+          <w:lang w:val="pt_PT" w:bidi="pt_PT"/>
+        </w:rPr>
+        <w:t>Ap 1.7</w:t>
+      </w:r>
       <w:r>
         <w:rPr>
           <w:lang w:val="pt_PT" w:bidi="pt_PT"/>
         </w:rPr>
         <w:t xml:space="preserve">; </w:t>
       </w:r>
-      <w:hyperlink r:id="rId27">
-        <w:r>
-          <w:rPr>
-            <w:lang w:val="pt_PT" w:bidi="pt_PT"/>
-          </w:rPr>
-          <w:rPr>
-            <w:color w:val="0000EE"/>
-            <w:u w:val="single"/>
-          </w:rPr>
-          <w:t>Dn 9.27</w:t>
-        </w:r>
-      </w:hyperlink>
+      <w:r>
+        <w:rPr>
+          <w:lang w:val="pt_PT" w:bidi="pt_PT"/>
+        </w:rPr>
+        <w:t>Dn 9.27</w:t>
+      </w:r>
       <w:r>
         <w:rPr>
           <w:lang w:val="pt_PT" w:bidi="pt_PT"/>
         </w:rPr>
         <w:t xml:space="preserve"> e </w:t>
       </w:r>
-      <w:hyperlink r:id="rId28">
-        <w:r>
-          <w:rPr>
-            <w:lang w:val="pt_PT" w:bidi="pt_PT"/>
-          </w:rPr>
-          <w:rPr>
-            <w:color w:val="0000EE"/>
-            <w:u w:val="single"/>
-          </w:rPr>
-          <w:t>Mt 24.15</w:t>
-        </w:r>
-      </w:hyperlink>
+      <w:r>
+        <w:rPr>
+          <w:lang w:val="pt_PT" w:bidi="pt_PT"/>
+        </w:rPr>
+        <w:t>Mt 24.15</w:t>
+      </w:r>
       <w:r>
         <w:rPr>
           <w:lang w:val="pt_PT" w:bidi="pt_PT"/>
@@ -628,90 +532,60 @@
           <w:lang w:val="pt_PT" w:bidi="pt_PT"/>
         </w:rPr>
       </w:r>
-      <w:hyperlink r:id="rId29">
-        <w:r>
-          <w:rPr>
-            <w:lang w:val="pt_PT" w:bidi="pt_PT"/>
-          </w:rPr>
-          <w:rPr>
-            <w:color w:val="0000EE"/>
-            <w:u w:val="single"/>
-          </w:rPr>
-          <w:t>Ez 14.14</w:t>
-        </w:r>
-      </w:hyperlink>
+      <w:r>
+        <w:rPr>
+          <w:lang w:val="pt_PT" w:bidi="pt_PT"/>
+        </w:rPr>
+        <w:t>Ez 14.14</w:t>
+      </w:r>
       <w:r>
         <w:rPr>
           <w:lang w:val="pt_PT" w:bidi="pt_PT"/>
         </w:rPr>
         <w:t xml:space="preserve">, </w:t>
       </w:r>
-      <w:hyperlink r:id="rId30">
-        <w:r>
-          <w:rPr>
-            <w:lang w:val="pt_PT" w:bidi="pt_PT"/>
-          </w:rPr>
-          <w:rPr>
-            <w:color w:val="0000EE"/>
-            <w:u w:val="single"/>
-          </w:rPr>
-          <w:t>20</w:t>
-        </w:r>
-      </w:hyperlink>
+      <w:r>
+        <w:rPr>
+          <w:lang w:val="pt_PT" w:bidi="pt_PT"/>
+        </w:rPr>
+        <w:t>20</w:t>
+      </w:r>
       <w:r>
         <w:rPr>
           <w:lang w:val="pt_PT" w:bidi="pt_PT"/>
         </w:rPr>
         <w:t xml:space="preserve">; </w:t>
       </w:r>
-      <w:hyperlink r:id="rId31">
-        <w:r>
-          <w:rPr>
-            <w:lang w:val="pt_PT" w:bidi="pt_PT"/>
-          </w:rPr>
-          <w:rPr>
-            <w:color w:val="0000EE"/>
-            <w:u w:val="single"/>
-          </w:rPr>
-          <w:t>28.3</w:t>
-        </w:r>
-      </w:hyperlink>
+      <w:r>
+        <w:rPr>
+          <w:lang w:val="pt_PT" w:bidi="pt_PT"/>
+        </w:rPr>
+        <w:t>28.3</w:t>
+      </w:r>
       <w:r>
         <w:rPr>
           <w:lang w:val="pt_PT" w:bidi="pt_PT"/>
         </w:rPr>
         <w:t xml:space="preserve">; </w:t>
       </w:r>
-      <w:hyperlink r:id="rId32">
-        <w:r>
-          <w:rPr>
-            <w:lang w:val="pt_PT" w:bidi="pt_PT"/>
-          </w:rPr>
-          <w:rPr>
-            <w:color w:val="0000EE"/>
-            <w:u w:val="single"/>
-          </w:rPr>
-          <w:t>Dn 1.1–12.13</w:t>
-        </w:r>
-      </w:hyperlink>
+      <w:r>
+        <w:rPr>
+          <w:lang w:val="pt_PT" w:bidi="pt_PT"/>
+        </w:rPr>
+        <w:t>Dn 1.1–12.13</w:t>
+      </w:r>
       <w:r>
         <w:rPr>
           <w:lang w:val="pt_PT" w:bidi="pt_PT"/>
         </w:rPr>
         <w:t xml:space="preserve">; </w:t>
       </w:r>
-      <w:hyperlink r:id="rId28">
-        <w:r>
-          <w:rPr>
-            <w:lang w:val="pt_PT" w:bidi="pt_PT"/>
-          </w:rPr>
-          <w:rPr>
-            <w:color w:val="0000EE"/>
-            <w:u w:val="single"/>
-          </w:rPr>
-          <w:t>Mt 24.15</w:t>
-        </w:r>
-      </w:hyperlink>
+      <w:r>
+        <w:rPr>
+          <w:lang w:val="pt_PT" w:bidi="pt_PT"/>
+        </w:rPr>
+        <w:t>Mt 24.15</w:t>
+      </w:r>
       <w:r>
         <w:rPr>
           <w:lang w:val="pt_PT" w:bidi="pt_PT"/>
@@ -774,72 +648,48 @@
         </w:rPr>
         <w:t>Davi nasceu em Belém como o filho mais novo de Jessé. A história de sua família remonta a Judá (</w:t>
       </w:r>
-      <w:hyperlink r:id="rId33">
-        <w:r>
-          <w:rPr>
-            <w:lang w:val="pt_PT" w:bidi="pt_PT"/>
-          </w:rPr>
-          <w:rPr>
-            <w:color w:val="0000EE"/>
-            <w:u w:val="single"/>
-          </w:rPr>
-          <w:t>Rt 4.18–22</w:t>
-        </w:r>
-      </w:hyperlink>
+      <w:r>
+        <w:rPr>
+          <w:lang w:val="pt_PT" w:bidi="pt_PT"/>
+        </w:rPr>
+        <w:t>Rt 4.18–22</w:t>
+      </w:r>
       <w:r>
         <w:rPr>
           <w:lang w:val="pt_PT" w:bidi="pt_PT"/>
         </w:rPr>
         <w:t xml:space="preserve">; </w:t>
       </w:r>
-      <w:hyperlink r:id="rId34">
-        <w:r>
-          <w:rPr>
-            <w:lang w:val="pt_PT" w:bidi="pt_PT"/>
-          </w:rPr>
-          <w:rPr>
-            <w:color w:val="0000EE"/>
-            <w:u w:val="single"/>
-          </w:rPr>
-          <w:t>1Cr 2.3–15</w:t>
-        </w:r>
-      </w:hyperlink>
+      <w:r>
+        <w:rPr>
+          <w:lang w:val="pt_PT" w:bidi="pt_PT"/>
+        </w:rPr>
+        <w:t>1Cr 2.3–15</w:t>
+      </w:r>
       <w:r>
         <w:rPr>
           <w:lang w:val="pt_PT" w:bidi="pt_PT"/>
         </w:rPr>
         <w:t xml:space="preserve">; </w:t>
       </w:r>
-      <w:hyperlink r:id="rId35">
-        <w:r>
-          <w:rPr>
-            <w:lang w:val="pt_PT" w:bidi="pt_PT"/>
-          </w:rPr>
-          <w:rPr>
-            <w:color w:val="0000EE"/>
-            <w:u w:val="single"/>
-          </w:rPr>
-          <w:t>Mt 1.3–6</w:t>
-        </w:r>
-      </w:hyperlink>
+      <w:r>
+        <w:rPr>
+          <w:lang w:val="pt_PT" w:bidi="pt_PT"/>
+        </w:rPr>
+        <w:t>Mt 1.3–6</w:t>
+      </w:r>
       <w:r>
         <w:rPr>
           <w:lang w:val="pt_PT" w:bidi="pt_PT"/>
         </w:rPr>
         <w:t xml:space="preserve">; </w:t>
       </w:r>
-      <w:hyperlink r:id="rId36">
-        <w:r>
-          <w:rPr>
-            <w:lang w:val="pt_PT" w:bidi="pt_PT"/>
-          </w:rPr>
-          <w:rPr>
-            <w:color w:val="0000EE"/>
-            <w:u w:val="single"/>
-          </w:rPr>
-          <w:t>Lc 3.31–33</w:t>
-        </w:r>
-      </w:hyperlink>
+      <w:r>
+        <w:rPr>
+          <w:lang w:val="pt_PT" w:bidi="pt_PT"/>
+        </w:rPr>
+        <w:t>Lc 3.31–33</w:t>
+      </w:r>
       <w:r>
         <w:rPr>
           <w:lang w:val="pt_PT" w:bidi="pt_PT"/>
@@ -860,72 +710,48 @@
         </w:rPr>
         <w:t>Quando jovem, Davi era um simples pastor, cuidando das ovelhas de seu pai (</w:t>
       </w:r>
-      <w:hyperlink r:id="rId37">
-        <w:r>
-          <w:rPr>
-            <w:lang w:val="pt_PT" w:bidi="pt_PT"/>
-          </w:rPr>
-          <w:rPr>
-            <w:color w:val="0000EE"/>
-            <w:u w:val="single"/>
-          </w:rPr>
-          <w:t>1Sm 16.11</w:t>
-        </w:r>
-      </w:hyperlink>
+      <w:r>
+        <w:rPr>
+          <w:lang w:val="pt_PT" w:bidi="pt_PT"/>
+        </w:rPr>
+        <w:t>1Sm 16.11</w:t>
+      </w:r>
       <w:r>
         <w:rPr>
           <w:lang w:val="pt_PT" w:bidi="pt_PT"/>
         </w:rPr>
         <w:t xml:space="preserve">; </w:t>
       </w:r>
-      <w:hyperlink r:id="rId38">
-        <w:r>
-          <w:rPr>
-            <w:lang w:val="pt_PT" w:bidi="pt_PT"/>
-          </w:rPr>
-          <w:rPr>
-            <w:color w:val="0000EE"/>
-            <w:u w:val="single"/>
-          </w:rPr>
-          <w:t>17.14–15</w:t>
-        </w:r>
-      </w:hyperlink>
+      <w:r>
+        <w:rPr>
+          <w:lang w:val="pt_PT" w:bidi="pt_PT"/>
+        </w:rPr>
+        <w:t>17.14–15</w:t>
+      </w:r>
       <w:r>
         <w:rPr>
           <w:lang w:val="pt_PT" w:bidi="pt_PT"/>
         </w:rPr>
         <w:t>). Sua vida mudou inesperadamente quando o profeta Samuel visitou Jessé e ungiu Davi como o futuro rei de Israel. No entanto, Davi não se tornou rei através de um golpe ou assassinato. Em vez disso, ele serviu fielmente ao Rei Saul. Davi primeiro entrou ao serviço de Saul como músico, tocando canções que acalmavam a mente perturbada de Saul (</w:t>
       </w:r>
-      <w:hyperlink r:id="rId39">
-        <w:r>
-          <w:rPr>
-            <w:lang w:val="pt_PT" w:bidi="pt_PT"/>
-          </w:rPr>
-          <w:rPr>
-            <w:color w:val="0000EE"/>
-            <w:u w:val="single"/>
-          </w:rPr>
-          <w:t>1Sm 16.14–23</w:t>
-        </w:r>
-      </w:hyperlink>
+      <w:r>
+        <w:rPr>
+          <w:lang w:val="pt_PT" w:bidi="pt_PT"/>
+        </w:rPr>
+        <w:t>1Sm 16.14–23</w:t>
+      </w:r>
       <w:r>
         <w:rPr>
           <w:lang w:val="pt_PT" w:bidi="pt_PT"/>
         </w:rPr>
         <w:t>). Este papel prenunciou o trabalho de Davi como compositor de muitos salmos. O jovem Davi também ajudou Saul ao derrotar famosamente o campeão filisteu Golias em combate singular (</w:t>
       </w:r>
-      <w:hyperlink r:id="rId40">
-        <w:r>
-          <w:rPr>
-            <w:lang w:val="pt_PT" w:bidi="pt_PT"/>
-          </w:rPr>
-          <w:rPr>
-            <w:color w:val="0000EE"/>
-            <w:u w:val="single"/>
-          </w:rPr>
-          <w:t>1Sm 17.32–51</w:t>
-        </w:r>
-      </w:hyperlink>
+      <w:r>
+        <w:rPr>
+          <w:lang w:val="pt_PT" w:bidi="pt_PT"/>
+        </w:rPr>
+        <w:t>1Sm 17.32–51</w:t>
+      </w:r>
       <w:r>
         <w:rPr>
           <w:lang w:val="pt_PT" w:bidi="pt_PT"/>
@@ -974,18 +800,12 @@
         </w:rPr>
         <w:t>Como rei de um Israel unificado, Davi fortaleceu o reino. Ele e seus homens capturaram Jerusalém dos jebuseus e a fizeram sua capital. Ele expulsou os últimos filisteus da terra. Davi então trouxe a Arca da Aliança para Jerusalém. Ele desejava construir um templo permanente para Deus em Jerusalém para substituir o tabernáculo. Deus negou esse desejo, mas demonstrou amor por Davi ao fazer uma aliança (acordo especial) com ele, estabelecendo seus descendentes como uma família de reis (</w:t>
       </w:r>
-      <w:hyperlink r:id="rId41">
-        <w:r>
-          <w:rPr>
-            <w:lang w:val="pt_PT" w:bidi="pt_PT"/>
-          </w:rPr>
-          <w:rPr>
-            <w:color w:val="0000EE"/>
-            <w:u w:val="single"/>
-          </w:rPr>
-          <w:t>2Sm 7</w:t>
-        </w:r>
-      </w:hyperlink>
+      <w:r>
+        <w:rPr>
+          <w:lang w:val="pt_PT" w:bidi="pt_PT"/>
+        </w:rPr>
+        <w:t>2Sm 7</w:t>
+      </w:r>
       <w:r>
         <w:rPr>
           <w:lang w:val="pt_PT" w:bidi="pt_PT"/>
@@ -1006,54 +826,36 @@
         </w:rPr>
         <w:t xml:space="preserve">A vida de Davi logo piorou (veja </w:t>
       </w:r>
-      <w:hyperlink r:id="rId42">
-        <w:r>
-          <w:rPr>
-            <w:lang w:val="pt_PT" w:bidi="pt_PT"/>
-          </w:rPr>
-          <w:rPr>
-            <w:color w:val="0000EE"/>
-            <w:u w:val="single"/>
-          </w:rPr>
-          <w:t>2Sm 11–12</w:t>
-        </w:r>
-      </w:hyperlink>
+      <w:r>
+        <w:rPr>
+          <w:lang w:val="pt_PT" w:bidi="pt_PT"/>
+        </w:rPr>
+        <w:t>2Sm 11–12</w:t>
+      </w:r>
       <w:r>
         <w:rPr>
           <w:lang w:val="pt_PT" w:bidi="pt_PT"/>
         </w:rPr>
         <w:t xml:space="preserve">). Quando ele deveria estar com seu exército, ele ficou no telhado do palácio. Ele viu uma bela mulher chamada Bate-Seba tomando banho e a desejou. Então, como outros reis poderosos daquela época que tomavam o que queriam, ele tomou Bate-Seba. Ela ficou grávida, e sua tentativa de esconder seu adultério falhou. Davi estava desesperado, então mandou matar o marido dela, Urias. No entanto, mesmo um grande rei como Davi não pode esconder segredos de Deus. Deus enviou seu profeta Natã para confrontar Davi. Davi se arrependeu do que havia feito (veja </w:t>
       </w:r>
-      <w:hyperlink r:id="rId43">
-        <w:r>
-          <w:rPr>
-            <w:lang w:val="pt_PT" w:bidi="pt_PT"/>
-          </w:rPr>
-          <w:rPr>
-            <w:color w:val="0000EE"/>
-            <w:u w:val="single"/>
-          </w:rPr>
-          <w:t>Sl 32</w:t>
-        </w:r>
-      </w:hyperlink>
+      <w:r>
+        <w:rPr>
+          <w:lang w:val="pt_PT" w:bidi="pt_PT"/>
+        </w:rPr>
+        <w:t>Sl 32</w:t>
+      </w:r>
       <w:r>
         <w:rPr>
           <w:lang w:val="pt_PT" w:bidi="pt_PT"/>
         </w:rPr>
         <w:t xml:space="preserve">, </w:t>
       </w:r>
-      <w:hyperlink r:id="rId44">
-        <w:r>
-          <w:rPr>
-            <w:lang w:val="pt_PT" w:bidi="pt_PT"/>
-          </w:rPr>
-          <w:rPr>
-            <w:color w:val="0000EE"/>
-            <w:u w:val="single"/>
-          </w:rPr>
-          <w:t>51</w:t>
-        </w:r>
-      </w:hyperlink>
+      <w:r>
+        <w:rPr>
+          <w:lang w:val="pt_PT" w:bidi="pt_PT"/>
+        </w:rPr>
+        <w:t>51</w:t>
+      </w:r>
       <w:r>
         <w:rPr>
           <w:lang w:val="pt_PT" w:bidi="pt_PT"/>
@@ -1074,108 +876,72 @@
         </w:rPr>
         <w:t>A partir de então, a família de Davi começou a enfrentar muitos problemas e conflitos. O filho de Davi, Amnom, estuprou sua meia-irmã Tamar (</w:t>
       </w:r>
-      <w:hyperlink r:id="rId45">
-        <w:r>
-          <w:rPr>
-            <w:lang w:val="pt_PT" w:bidi="pt_PT"/>
-          </w:rPr>
-          <w:rPr>
-            <w:color w:val="0000EE"/>
-            <w:u w:val="single"/>
-          </w:rPr>
-          <w:t>2Sm 13.1–14</w:t>
-        </w:r>
-      </w:hyperlink>
+      <w:r>
+        <w:rPr>
+          <w:lang w:val="pt_PT" w:bidi="pt_PT"/>
+        </w:rPr>
+        <w:t>2Sm 13.1–14</w:t>
+      </w:r>
       <w:r>
         <w:rPr>
           <w:lang w:val="pt_PT" w:bidi="pt_PT"/>
         </w:rPr>
         <w:t>). Seu irmão Absalão então assassinou Amnom (</w:t>
       </w:r>
-      <w:hyperlink r:id="rId46">
-        <w:r>
-          <w:rPr>
-            <w:lang w:val="pt_PT" w:bidi="pt_PT"/>
-          </w:rPr>
-          <w:rPr>
-            <w:color w:val="0000EE"/>
-            <w:u w:val="single"/>
-          </w:rPr>
-          <w:t>2Sm 13.20–29</w:t>
-        </w:r>
-      </w:hyperlink>
+      <w:r>
+        <w:rPr>
+          <w:lang w:val="pt_PT" w:bidi="pt_PT"/>
+        </w:rPr>
+        <w:t>2Sm 13.20–29</w:t>
+      </w:r>
       <w:r>
         <w:rPr>
           <w:lang w:val="pt_PT" w:bidi="pt_PT"/>
         </w:rPr>
         <w:t>). Absalão mais tarde iniciou uma guerra civil ao tentar se tornar rei no lugar de seu pai (</w:t>
       </w:r>
-      <w:hyperlink r:id="rId47">
-        <w:r>
-          <w:rPr>
-            <w:lang w:val="pt_PT" w:bidi="pt_PT"/>
-          </w:rPr>
-          <w:rPr>
-            <w:color w:val="0000EE"/>
-            <w:u w:val="single"/>
-          </w:rPr>
-          <w:t>2Sm 15–18</w:t>
-        </w:r>
-      </w:hyperlink>
+      <w:r>
+        <w:rPr>
+          <w:lang w:val="pt_PT" w:bidi="pt_PT"/>
+        </w:rPr>
+        <w:t>2Sm 15–18</w:t>
+      </w:r>
       <w:r>
         <w:rPr>
           <w:lang w:val="pt_PT" w:bidi="pt_PT"/>
         </w:rPr>
         <w:t>). Outro filho, Adonias, tentou se tornar rei no lugar de Davi ao se declarar rei enquanto seu pai ainda estava vivo (</w:t>
       </w:r>
-      <w:hyperlink r:id="rId48">
-        <w:r>
-          <w:rPr>
-            <w:lang w:val="pt_PT" w:bidi="pt_PT"/>
-          </w:rPr>
-          <w:rPr>
-            <w:color w:val="0000EE"/>
-            <w:u w:val="single"/>
-          </w:rPr>
-          <w:t>1Rs 1.5–10</w:t>
-        </w:r>
-      </w:hyperlink>
+      <w:r>
+        <w:rPr>
+          <w:lang w:val="pt_PT" w:bidi="pt_PT"/>
+        </w:rPr>
+        <w:t>1Rs 1.5–10</w:t>
+      </w:r>
       <w:r>
         <w:rPr>
           <w:lang w:val="pt_PT" w:bidi="pt_PT"/>
         </w:rPr>
         <w:t>). Mas Davi reuniu forças suficientes para garantir que Salomão fosse rei após ele (</w:t>
       </w:r>
-      <w:hyperlink r:id="rId49">
-        <w:r>
-          <w:rPr>
-            <w:lang w:val="pt_PT" w:bidi="pt_PT"/>
-          </w:rPr>
-          <w:rPr>
-            <w:color w:val="0000EE"/>
-            <w:u w:val="single"/>
-          </w:rPr>
-          <w:t>1Rs 1.28–40</w:t>
-        </w:r>
-      </w:hyperlink>
+      <w:r>
+        <w:rPr>
+          <w:lang w:val="pt_PT" w:bidi="pt_PT"/>
+        </w:rPr>
+        <w:t>1Rs 1.28–40</w:t>
+      </w:r>
       <w:r>
         <w:rPr>
           <w:lang w:val="pt_PT" w:bidi="pt_PT"/>
         </w:rPr>
         <w:t xml:space="preserve">). Quando Davi morreu, Salomão se tornou rei. Salomão foi o primeiro de muitos reis da família de Davi (como prometido em </w:t>
       </w:r>
-      <w:hyperlink r:id="rId41">
-        <w:r>
-          <w:rPr>
-            <w:lang w:val="pt_PT" w:bidi="pt_PT"/>
-          </w:rPr>
-          <w:rPr>
-            <w:color w:val="0000EE"/>
-            <w:u w:val="single"/>
-          </w:rPr>
-          <w:t>2Sm 7</w:t>
-        </w:r>
-      </w:hyperlink>
+      <w:r>
+        <w:rPr>
+          <w:lang w:val="pt_PT" w:bidi="pt_PT"/>
+        </w:rPr>
+        <w:t>2Sm 7</w:t>
+      </w:r>
       <w:r>
         <w:rPr>
           <w:lang w:val="pt_PT" w:bidi="pt_PT"/>
@@ -1210,252 +976,168 @@
         </w:rPr>
         <w:t>E quanto à promessa feita a Davi de que "seu trono estará seguro para sempre" (</w:t>
       </w:r>
-      <w:hyperlink r:id="rId50">
-        <w:r>
-          <w:rPr>
-            <w:lang w:val="pt_PT" w:bidi="pt_PT"/>
-          </w:rPr>
-          <w:rPr>
-            <w:color w:val="0000EE"/>
-            <w:u w:val="single"/>
-          </w:rPr>
-          <w:t>2Sm 7.16</w:t>
-        </w:r>
-      </w:hyperlink>
+      <w:r>
+        <w:rPr>
+          <w:lang w:val="pt_PT" w:bidi="pt_PT"/>
+        </w:rPr>
+        <w:t>2Sm 7.16</w:t>
+      </w:r>
       <w:r>
         <w:rPr>
           <w:lang w:val="pt_PT" w:bidi="pt_PT"/>
         </w:rPr>
         <w:t xml:space="preserve">)? O Novo Testamento se refere a Jesus. Ele foi um descendente de Davi, e Deus o declarou o Cristo, ou Messias — o rei ungido (veja </w:t>
       </w:r>
-      <w:hyperlink r:id="rId51">
-        <w:r>
-          <w:rPr>
-            <w:lang w:val="pt_PT" w:bidi="pt_PT"/>
-          </w:rPr>
-          <w:rPr>
-            <w:color w:val="0000EE"/>
-            <w:u w:val="single"/>
-          </w:rPr>
-          <w:t>Mt 1.1</w:t>
-        </w:r>
-      </w:hyperlink>
+      <w:r>
+        <w:rPr>
+          <w:lang w:val="pt_PT" w:bidi="pt_PT"/>
+        </w:rPr>
+        <w:t>Mt 1.1</w:t>
+      </w:r>
       <w:r>
         <w:rPr>
           <w:lang w:val="pt_PT" w:bidi="pt_PT"/>
         </w:rPr>
         <w:t xml:space="preserve">; </w:t>
       </w:r>
-      <w:hyperlink r:id="rId52">
-        <w:r>
-          <w:rPr>
-            <w:lang w:val="pt_PT" w:bidi="pt_PT"/>
-          </w:rPr>
-          <w:rPr>
-            <w:color w:val="0000EE"/>
-            <w:u w:val="single"/>
-          </w:rPr>
-          <w:t>9.27</w:t>
-        </w:r>
-      </w:hyperlink>
+      <w:r>
+        <w:rPr>
+          <w:lang w:val="pt_PT" w:bidi="pt_PT"/>
+        </w:rPr>
+        <w:t>9.27</w:t>
+      </w:r>
       <w:r>
         <w:rPr>
           <w:lang w:val="pt_PT" w:bidi="pt_PT"/>
         </w:rPr>
         <w:t xml:space="preserve">; </w:t>
       </w:r>
-      <w:hyperlink r:id="rId53">
-        <w:r>
-          <w:rPr>
-            <w:lang w:val="pt_PT" w:bidi="pt_PT"/>
-          </w:rPr>
-          <w:rPr>
-            <w:color w:val="0000EE"/>
-            <w:u w:val="single"/>
-          </w:rPr>
-          <w:t>12.23</w:t>
-        </w:r>
-      </w:hyperlink>
+      <w:r>
+        <w:rPr>
+          <w:lang w:val="pt_PT" w:bidi="pt_PT"/>
+        </w:rPr>
+        <w:t>12.23</w:t>
+      </w:r>
       <w:r>
         <w:rPr>
           <w:lang w:val="pt_PT" w:bidi="pt_PT"/>
         </w:rPr>
         <w:t xml:space="preserve">; </w:t>
       </w:r>
-      <w:hyperlink r:id="rId54">
-        <w:r>
-          <w:rPr>
-            <w:lang w:val="pt_PT" w:bidi="pt_PT"/>
-          </w:rPr>
-          <w:rPr>
-            <w:color w:val="0000EE"/>
-            <w:u w:val="single"/>
-          </w:rPr>
-          <w:t>Mc 10.47–48</w:t>
-        </w:r>
-      </w:hyperlink>
+      <w:r>
+        <w:rPr>
+          <w:lang w:val="pt_PT" w:bidi="pt_PT"/>
+        </w:rPr>
+        <w:t>Mc 10.47–48</w:t>
+      </w:r>
       <w:r>
         <w:rPr>
           <w:lang w:val="pt_PT" w:bidi="pt_PT"/>
         </w:rPr>
         <w:t xml:space="preserve">; </w:t>
       </w:r>
-      <w:hyperlink r:id="rId55">
-        <w:r>
-          <w:rPr>
-            <w:lang w:val="pt_PT" w:bidi="pt_PT"/>
-          </w:rPr>
-          <w:rPr>
-            <w:color w:val="0000EE"/>
-            <w:u w:val="single"/>
-          </w:rPr>
-          <w:t>11.10</w:t>
-        </w:r>
-      </w:hyperlink>
+      <w:r>
+        <w:rPr>
+          <w:lang w:val="pt_PT" w:bidi="pt_PT"/>
+        </w:rPr>
+        <w:t>11.10</w:t>
+      </w:r>
       <w:r>
         <w:rPr>
           <w:lang w:val="pt_PT" w:bidi="pt_PT"/>
         </w:rPr>
         <w:t xml:space="preserve">; </w:t>
       </w:r>
-      <w:hyperlink r:id="rId56">
-        <w:r>
-          <w:rPr>
-            <w:lang w:val="pt_PT" w:bidi="pt_PT"/>
-          </w:rPr>
-          <w:rPr>
-            <w:color w:val="0000EE"/>
-            <w:u w:val="single"/>
-          </w:rPr>
-          <w:t>12.35–37</w:t>
-        </w:r>
-      </w:hyperlink>
+      <w:r>
+        <w:rPr>
+          <w:lang w:val="pt_PT" w:bidi="pt_PT"/>
+        </w:rPr>
+        <w:t>12.35–37</w:t>
+      </w:r>
       <w:r>
         <w:rPr>
           <w:lang w:val="pt_PT" w:bidi="pt_PT"/>
         </w:rPr>
         <w:t xml:space="preserve">; </w:t>
       </w:r>
-      <w:hyperlink r:id="rId57">
-        <w:r>
-          <w:rPr>
-            <w:lang w:val="pt_PT" w:bidi="pt_PT"/>
-          </w:rPr>
-          <w:rPr>
-            <w:color w:val="0000EE"/>
-            <w:u w:val="single"/>
-          </w:rPr>
-          <w:t>Lc 18.38–39</w:t>
-        </w:r>
-      </w:hyperlink>
+      <w:r>
+        <w:rPr>
+          <w:lang w:val="pt_PT" w:bidi="pt_PT"/>
+        </w:rPr>
+        <w:t>Lc 18.38–39</w:t>
+      </w:r>
       <w:r>
         <w:rPr>
           <w:lang w:val="pt_PT" w:bidi="pt_PT"/>
         </w:rPr>
         <w:t xml:space="preserve">; </w:t>
       </w:r>
-      <w:hyperlink r:id="rId58">
-        <w:r>
-          <w:rPr>
-            <w:lang w:val="pt_PT" w:bidi="pt_PT"/>
-          </w:rPr>
-          <w:rPr>
-            <w:color w:val="0000EE"/>
-            <w:u w:val="single"/>
-          </w:rPr>
-          <w:t>20.41–44</w:t>
-        </w:r>
-      </w:hyperlink>
+      <w:r>
+        <w:rPr>
+          <w:lang w:val="pt_PT" w:bidi="pt_PT"/>
+        </w:rPr>
+        <w:t>20.41–44</w:t>
+      </w:r>
       <w:r>
         <w:rPr>
           <w:lang w:val="pt_PT" w:bidi="pt_PT"/>
         </w:rPr>
         <w:t xml:space="preserve">; </w:t>
       </w:r>
-      <w:hyperlink r:id="rId59">
-        <w:r>
-          <w:rPr>
-            <w:lang w:val="pt_PT" w:bidi="pt_PT"/>
-          </w:rPr>
-          <w:rPr>
-            <w:color w:val="0000EE"/>
-            <w:u w:val="single"/>
-          </w:rPr>
-          <w:t>Jo 7.42</w:t>
-        </w:r>
-      </w:hyperlink>
+      <w:r>
+        <w:rPr>
+          <w:lang w:val="pt_PT" w:bidi="pt_PT"/>
+        </w:rPr>
+        <w:t>Jo 7.42</w:t>
+      </w:r>
       <w:r>
         <w:rPr>
           <w:lang w:val="pt_PT" w:bidi="pt_PT"/>
         </w:rPr>
         <w:t xml:space="preserve">; </w:t>
       </w:r>
-      <w:hyperlink r:id="rId60">
-        <w:r>
-          <w:rPr>
-            <w:lang w:val="pt_PT" w:bidi="pt_PT"/>
-          </w:rPr>
-          <w:rPr>
-            <w:color w:val="0000EE"/>
-            <w:u w:val="single"/>
-          </w:rPr>
-          <w:t>Ap 5.5</w:t>
-        </w:r>
-      </w:hyperlink>
+      <w:r>
+        <w:rPr>
+          <w:lang w:val="pt_PT" w:bidi="pt_PT"/>
+        </w:rPr>
+        <w:t>Ap 5.5</w:t>
+      </w:r>
       <w:r>
         <w:rPr>
           <w:lang w:val="pt_PT" w:bidi="pt_PT"/>
         </w:rPr>
         <w:t xml:space="preserve">; </w:t>
       </w:r>
-      <w:hyperlink r:id="rId61">
-        <w:r>
-          <w:rPr>
-            <w:lang w:val="pt_PT" w:bidi="pt_PT"/>
-          </w:rPr>
-          <w:rPr>
-            <w:color w:val="0000EE"/>
-            <w:u w:val="single"/>
-          </w:rPr>
-          <w:t>22.16</w:t>
-        </w:r>
-      </w:hyperlink>
+      <w:r>
+        <w:rPr>
+          <w:lang w:val="pt_PT" w:bidi="pt_PT"/>
+        </w:rPr>
+        <w:t>22.16</w:t>
+      </w:r>
       <w:r>
         <w:rPr>
           <w:lang w:val="pt_PT" w:bidi="pt_PT"/>
         </w:rPr>
         <w:t xml:space="preserve">). A vida e o governo de Davi prefiguram o reinado messiânico de Jesus Cristo, que durará para sempre (veja </w:t>
       </w:r>
-      <w:hyperlink r:id="rId62">
-        <w:r>
-          <w:rPr>
-            <w:lang w:val="pt_PT" w:bidi="pt_PT"/>
-          </w:rPr>
-          <w:rPr>
-            <w:color w:val="0000EE"/>
-            <w:u w:val="single"/>
-          </w:rPr>
-          <w:t>Lc 1.32–33</w:t>
-        </w:r>
-      </w:hyperlink>
+      <w:r>
+        <w:rPr>
+          <w:lang w:val="pt_PT" w:bidi="pt_PT"/>
+        </w:rPr>
+        <w:t>Lc 1.32–33</w:t>
+      </w:r>
       <w:r>
         <w:rPr>
           <w:lang w:val="pt_PT" w:bidi="pt_PT"/>
         </w:rPr>
         <w:t xml:space="preserve">; </w:t>
       </w:r>
-      <w:hyperlink r:id="rId63">
-        <w:r>
-          <w:rPr>
-            <w:lang w:val="pt_PT" w:bidi="pt_PT"/>
-          </w:rPr>
-          <w:rPr>
-            <w:color w:val="0000EE"/>
-            <w:u w:val="single"/>
-          </w:rPr>
-          <w:t>Ap 11.15</w:t>
-        </w:r>
-      </w:hyperlink>
+      <w:r>
+        <w:rPr>
+          <w:lang w:val="pt_PT" w:bidi="pt_PT"/>
+        </w:rPr>
+        <w:t>Ap 11.15</w:t>
+      </w:r>
       <w:r>
         <w:rPr>
           <w:lang w:val="pt_PT" w:bidi="pt_PT"/>
@@ -1485,486 +1167,324 @@
           <w:lang w:val="pt_PT" w:bidi="pt_PT"/>
         </w:rPr>
       </w:r>
-      <w:hyperlink r:id="rId64">
-        <w:r>
-          <w:rPr>
-            <w:lang w:val="pt_PT" w:bidi="pt_PT"/>
-          </w:rPr>
-          <w:rPr>
-            <w:color w:val="0000EE"/>
-            <w:u w:val="single"/>
-          </w:rPr>
-          <w:t>Rute 4.13–22</w:t>
-        </w:r>
-      </w:hyperlink>
+      <w:r>
+        <w:rPr>
+          <w:lang w:val="pt_PT" w:bidi="pt_PT"/>
+        </w:rPr>
+        <w:t>Rute 4.13–22</w:t>
+      </w:r>
       <w:r>
         <w:rPr>
           <w:lang w:val="pt_PT" w:bidi="pt_PT"/>
         </w:rPr>
         <w:t xml:space="preserve">; </w:t>
       </w:r>
-      <w:hyperlink r:id="rId65">
-        <w:r>
-          <w:rPr>
-            <w:lang w:val="pt_PT" w:bidi="pt_PT"/>
-          </w:rPr>
-          <w:rPr>
-            <w:color w:val="0000EE"/>
-            <w:u w:val="single"/>
-          </w:rPr>
-          <w:t>1 Samuel 16.1–17.58</w:t>
-        </w:r>
-      </w:hyperlink>
+      <w:r>
+        <w:rPr>
+          <w:lang w:val="pt_PT" w:bidi="pt_PT"/>
+        </w:rPr>
+        <w:t>1 Samuel 16.1–17.58</w:t>
+      </w:r>
       <w:r>
         <w:rPr>
           <w:lang w:val="pt_PT" w:bidi="pt_PT"/>
         </w:rPr>
         <w:t xml:space="preserve">; </w:t>
       </w:r>
-      <w:hyperlink r:id="rId66">
-        <w:r>
-          <w:rPr>
-            <w:lang w:val="pt_PT" w:bidi="pt_PT"/>
-          </w:rPr>
-          <w:rPr>
-            <w:color w:val="0000EE"/>
-            <w:u w:val="single"/>
-          </w:rPr>
-          <w:t>18.1–27.12</w:t>
-        </w:r>
-      </w:hyperlink>
+      <w:r>
+        <w:rPr>
+          <w:lang w:val="pt_PT" w:bidi="pt_PT"/>
+        </w:rPr>
+        <w:t>18.1–27.12</w:t>
+      </w:r>
       <w:r>
         <w:rPr>
           <w:lang w:val="pt_PT" w:bidi="pt_PT"/>
         </w:rPr>
         <w:t xml:space="preserve">; </w:t>
       </w:r>
-      <w:hyperlink r:id="rId67">
-        <w:r>
-          <w:rPr>
-            <w:lang w:val="pt_PT" w:bidi="pt_PT"/>
-          </w:rPr>
-          <w:rPr>
-            <w:color w:val="0000EE"/>
-            <w:u w:val="single"/>
-          </w:rPr>
-          <w:t>29.1–30.31</w:t>
-        </w:r>
-      </w:hyperlink>
+      <w:r>
+        <w:rPr>
+          <w:lang w:val="pt_PT" w:bidi="pt_PT"/>
+        </w:rPr>
+        <w:t>29.1–30.31</w:t>
+      </w:r>
       <w:r>
         <w:rPr>
           <w:lang w:val="pt_PT" w:bidi="pt_PT"/>
         </w:rPr>
         <w:t xml:space="preserve">; </w:t>
       </w:r>
-      <w:hyperlink r:id="rId68">
-        <w:r>
-          <w:rPr>
-            <w:lang w:val="pt_PT" w:bidi="pt_PT"/>
-          </w:rPr>
-          <w:rPr>
-            <w:color w:val="0000EE"/>
-            <w:u w:val="single"/>
-          </w:rPr>
-          <w:t>2 Samuel 1.1–24.25</w:t>
-        </w:r>
-      </w:hyperlink>
+      <w:r>
+        <w:rPr>
+          <w:lang w:val="pt_PT" w:bidi="pt_PT"/>
+        </w:rPr>
+        <w:t>2 Samuel 1.1–24.25</w:t>
+      </w:r>
       <w:r>
         <w:rPr>
           <w:lang w:val="pt_PT" w:bidi="pt_PT"/>
         </w:rPr>
         <w:t xml:space="preserve">; </w:t>
       </w:r>
-      <w:hyperlink r:id="rId69">
-        <w:r>
-          <w:rPr>
-            <w:lang w:val="pt_PT" w:bidi="pt_PT"/>
-          </w:rPr>
-          <w:rPr>
-            <w:color w:val="0000EE"/>
-            <w:u w:val="single"/>
-          </w:rPr>
-          <w:t>1 Reis 1.1–2.12</w:t>
-        </w:r>
-      </w:hyperlink>
+      <w:r>
+        <w:rPr>
+          <w:lang w:val="pt_PT" w:bidi="pt_PT"/>
+        </w:rPr>
+        <w:t>1 Reis 1.1–2.12</w:t>
+      </w:r>
       <w:r>
         <w:rPr>
           <w:lang w:val="pt_PT" w:bidi="pt_PT"/>
         </w:rPr>
         <w:t xml:space="preserve">; </w:t>
       </w:r>
-      <w:hyperlink r:id="rId70">
-        <w:r>
-          <w:rPr>
-            <w:lang w:val="pt_PT" w:bidi="pt_PT"/>
-          </w:rPr>
-          <w:rPr>
-            <w:color w:val="0000EE"/>
-            <w:u w:val="single"/>
-          </w:rPr>
-          <w:t>1 Crônicas 11.1–29.30</w:t>
-        </w:r>
-      </w:hyperlink>
+      <w:r>
+        <w:rPr>
+          <w:lang w:val="pt_PT" w:bidi="pt_PT"/>
+        </w:rPr>
+        <w:t>1 Crônicas 11.1–29.30</w:t>
+      </w:r>
       <w:r>
         <w:rPr>
           <w:lang w:val="pt_PT" w:bidi="pt_PT"/>
         </w:rPr>
         <w:t xml:space="preserve">; </w:t>
       </w:r>
-      <w:hyperlink r:id="rId71">
-        <w:r>
-          <w:rPr>
-            <w:lang w:val="pt_PT" w:bidi="pt_PT"/>
-          </w:rPr>
-          <w:rPr>
-            <w:color w:val="0000EE"/>
-            <w:u w:val="single"/>
-          </w:rPr>
-          <w:t>Salmo 1–32</w:t>
-        </w:r>
-      </w:hyperlink>
+      <w:r>
+        <w:rPr>
+          <w:lang w:val="pt_PT" w:bidi="pt_PT"/>
+        </w:rPr>
+        <w:t>Salmo 1–32</w:t>
+      </w:r>
       <w:r>
         <w:rPr>
           <w:lang w:val="pt_PT" w:bidi="pt_PT"/>
         </w:rPr>
         <w:t xml:space="preserve">, </w:t>
       </w:r>
-      <w:hyperlink r:id="rId72">
-        <w:r>
-          <w:rPr>
-            <w:lang w:val="pt_PT" w:bidi="pt_PT"/>
-          </w:rPr>
-          <w:rPr>
-            <w:color w:val="0000EE"/>
-            <w:u w:val="single"/>
-          </w:rPr>
-          <w:t>34–41</w:t>
-        </w:r>
-      </w:hyperlink>
+      <w:r>
+        <w:rPr>
+          <w:lang w:val="pt_PT" w:bidi="pt_PT"/>
+        </w:rPr>
+        <w:t>34–41</w:t>
+      </w:r>
       <w:r>
         <w:rPr>
           <w:lang w:val="pt_PT" w:bidi="pt_PT"/>
         </w:rPr>
         <w:t xml:space="preserve">, </w:t>
       </w:r>
-      <w:hyperlink r:id="rId73">
-        <w:r>
-          <w:rPr>
-            <w:lang w:val="pt_PT" w:bidi="pt_PT"/>
-          </w:rPr>
-          <w:rPr>
-            <w:color w:val="0000EE"/>
-            <w:u w:val="single"/>
-          </w:rPr>
-          <w:t>51–71</w:t>
-        </w:r>
-      </w:hyperlink>
+      <w:r>
+        <w:rPr>
+          <w:lang w:val="pt_PT" w:bidi="pt_PT"/>
+        </w:rPr>
+        <w:t>51–71</w:t>
+      </w:r>
       <w:r>
         <w:rPr>
           <w:lang w:val="pt_PT" w:bidi="pt_PT"/>
         </w:rPr>
         <w:t xml:space="preserve">, </w:t>
       </w:r>
-      <w:hyperlink r:id="rId74">
-        <w:r>
-          <w:rPr>
-            <w:lang w:val="pt_PT" w:bidi="pt_PT"/>
-          </w:rPr>
-          <w:rPr>
-            <w:color w:val="0000EE"/>
-            <w:u w:val="single"/>
-          </w:rPr>
-          <w:t>86</w:t>
-        </w:r>
-      </w:hyperlink>
+      <w:r>
+        <w:rPr>
+          <w:lang w:val="pt_PT" w:bidi="pt_PT"/>
+        </w:rPr>
+        <w:t>86</w:t>
+      </w:r>
       <w:r>
         <w:rPr>
           <w:lang w:val="pt_PT" w:bidi="pt_PT"/>
         </w:rPr>
         <w:t xml:space="preserve">, </w:t>
       </w:r>
-      <w:hyperlink r:id="rId75">
-        <w:r>
-          <w:rPr>
-            <w:lang w:val="pt_PT" w:bidi="pt_PT"/>
-          </w:rPr>
-          <w:rPr>
-            <w:color w:val="0000EE"/>
-            <w:u w:val="single"/>
-          </w:rPr>
-          <w:t>91–110</w:t>
-        </w:r>
-      </w:hyperlink>
+      <w:r>
+        <w:rPr>
+          <w:lang w:val="pt_PT" w:bidi="pt_PT"/>
+        </w:rPr>
+        <w:t>91–110</w:t>
+      </w:r>
       <w:r>
         <w:rPr>
           <w:lang w:val="pt_PT" w:bidi="pt_PT"/>
         </w:rPr>
         <w:t xml:space="preserve">, </w:t>
       </w:r>
-      <w:hyperlink r:id="rId76">
-        <w:r>
-          <w:rPr>
-            <w:lang w:val="pt_PT" w:bidi="pt_PT"/>
-          </w:rPr>
-          <w:rPr>
-            <w:color w:val="0000EE"/>
-            <w:u w:val="single"/>
-          </w:rPr>
-          <w:t>122</w:t>
-        </w:r>
-      </w:hyperlink>
+      <w:r>
+        <w:rPr>
+          <w:lang w:val="pt_PT" w:bidi="pt_PT"/>
+        </w:rPr>
+        <w:t>122</w:t>
+      </w:r>
       <w:r>
         <w:rPr>
           <w:lang w:val="pt_PT" w:bidi="pt_PT"/>
         </w:rPr>
         <w:t xml:space="preserve">, </w:t>
       </w:r>
-      <w:hyperlink r:id="rId77">
-        <w:r>
-          <w:rPr>
-            <w:lang w:val="pt_PT" w:bidi="pt_PT"/>
-          </w:rPr>
-          <w:rPr>
-            <w:color w:val="0000EE"/>
-            <w:u w:val="single"/>
-          </w:rPr>
-          <w:t>124</w:t>
-        </w:r>
-      </w:hyperlink>
+      <w:r>
+        <w:rPr>
+          <w:lang w:val="pt_PT" w:bidi="pt_PT"/>
+        </w:rPr>
+        <w:t>124</w:t>
+      </w:r>
       <w:r>
         <w:rPr>
           <w:lang w:val="pt_PT" w:bidi="pt_PT"/>
         </w:rPr>
         <w:t xml:space="preserve">, </w:t>
       </w:r>
-      <w:hyperlink r:id="rId78">
-        <w:r>
-          <w:rPr>
-            <w:lang w:val="pt_PT" w:bidi="pt_PT"/>
-          </w:rPr>
-          <w:rPr>
-            <w:color w:val="0000EE"/>
-            <w:u w:val="single"/>
-          </w:rPr>
-          <w:t>131</w:t>
-        </w:r>
-      </w:hyperlink>
+      <w:r>
+        <w:rPr>
+          <w:lang w:val="pt_PT" w:bidi="pt_PT"/>
+        </w:rPr>
+        <w:t>131</w:t>
+      </w:r>
       <w:r>
         <w:rPr>
           <w:lang w:val="pt_PT" w:bidi="pt_PT"/>
         </w:rPr>
         <w:t xml:space="preserve">, </w:t>
       </w:r>
-      <w:hyperlink r:id="rId79">
-        <w:r>
-          <w:rPr>
-            <w:lang w:val="pt_PT" w:bidi="pt_PT"/>
-          </w:rPr>
-          <w:rPr>
-            <w:color w:val="0000EE"/>
-            <w:u w:val="single"/>
-          </w:rPr>
-          <w:t>133</w:t>
-        </w:r>
-      </w:hyperlink>
+      <w:r>
+        <w:rPr>
+          <w:lang w:val="pt_PT" w:bidi="pt_PT"/>
+        </w:rPr>
+        <w:t>133</w:t>
+      </w:r>
       <w:r>
         <w:rPr>
           <w:lang w:val="pt_PT" w:bidi="pt_PT"/>
         </w:rPr>
         <w:t xml:space="preserve">, </w:t>
       </w:r>
-      <w:hyperlink r:id="rId80">
-        <w:r>
-          <w:rPr>
-            <w:lang w:val="pt_PT" w:bidi="pt_PT"/>
-          </w:rPr>
-          <w:rPr>
-            <w:color w:val="0000EE"/>
-            <w:u w:val="single"/>
-          </w:rPr>
-          <w:t>138–145</w:t>
-        </w:r>
-      </w:hyperlink>
+      <w:r>
+        <w:rPr>
+          <w:lang w:val="pt_PT" w:bidi="pt_PT"/>
+        </w:rPr>
+        <w:t>138–145</w:t>
+      </w:r>
       <w:r>
         <w:rPr>
           <w:lang w:val="pt_PT" w:bidi="pt_PT"/>
         </w:rPr>
         <w:t xml:space="preserve">; </w:t>
       </w:r>
-      <w:hyperlink r:id="rId51">
-        <w:r>
-          <w:rPr>
-            <w:lang w:val="pt_PT" w:bidi="pt_PT"/>
-          </w:rPr>
-          <w:rPr>
-            <w:color w:val="0000EE"/>
-            <w:u w:val="single"/>
-          </w:rPr>
-          <w:t>Mateus 1.1</w:t>
-        </w:r>
-      </w:hyperlink>
+      <w:r>
+        <w:rPr>
+          <w:lang w:val="pt_PT" w:bidi="pt_PT"/>
+        </w:rPr>
+        <w:t>Mateus 1.1</w:t>
+      </w:r>
       <w:r>
         <w:rPr>
           <w:lang w:val="pt_PT" w:bidi="pt_PT"/>
         </w:rPr>
         <w:t xml:space="preserve">; </w:t>
       </w:r>
-      <w:hyperlink r:id="rId52">
-        <w:r>
-          <w:rPr>
-            <w:lang w:val="pt_PT" w:bidi="pt_PT"/>
-          </w:rPr>
-          <w:rPr>
-            <w:color w:val="0000EE"/>
-            <w:u w:val="single"/>
-          </w:rPr>
-          <w:t>9.27</w:t>
-        </w:r>
-      </w:hyperlink>
+      <w:r>
+        <w:rPr>
+          <w:lang w:val="pt_PT" w:bidi="pt_PT"/>
+        </w:rPr>
+        <w:t>9.27</w:t>
+      </w:r>
       <w:r>
         <w:rPr>
           <w:lang w:val="pt_PT" w:bidi="pt_PT"/>
         </w:rPr>
         <w:t xml:space="preserve">; </w:t>
       </w:r>
-      <w:hyperlink r:id="rId81">
-        <w:r>
-          <w:rPr>
-            <w:lang w:val="pt_PT" w:bidi="pt_PT"/>
-          </w:rPr>
-          <w:rPr>
-            <w:color w:val="0000EE"/>
-            <w:u w:val="single"/>
-          </w:rPr>
-          <w:t>22.41–46</w:t>
-        </w:r>
-      </w:hyperlink>
+      <w:r>
+        <w:rPr>
+          <w:lang w:val="pt_PT" w:bidi="pt_PT"/>
+        </w:rPr>
+        <w:t>22.41–46</w:t>
+      </w:r>
       <w:r>
         <w:rPr>
           <w:lang w:val="pt_PT" w:bidi="pt_PT"/>
         </w:rPr>
         <w:t xml:space="preserve">; </w:t>
       </w:r>
-      <w:hyperlink r:id="rId56">
-        <w:r>
-          <w:rPr>
-            <w:lang w:val="pt_PT" w:bidi="pt_PT"/>
-          </w:rPr>
-          <w:rPr>
-            <w:color w:val="0000EE"/>
-            <w:u w:val="single"/>
-          </w:rPr>
-          <w:t>Marcos 12.35–37</w:t>
-        </w:r>
-      </w:hyperlink>
+      <w:r>
+        <w:rPr>
+          <w:lang w:val="pt_PT" w:bidi="pt_PT"/>
+        </w:rPr>
+        <w:t>Marcos 12.35–37</w:t>
+      </w:r>
       <w:r>
         <w:rPr>
           <w:lang w:val="pt_PT" w:bidi="pt_PT"/>
         </w:rPr>
         <w:t xml:space="preserve">; </w:t>
       </w:r>
-      <w:hyperlink r:id="rId58">
-        <w:r>
-          <w:rPr>
-            <w:lang w:val="pt_PT" w:bidi="pt_PT"/>
-          </w:rPr>
-          <w:rPr>
-            <w:color w:val="0000EE"/>
-            <w:u w:val="single"/>
-          </w:rPr>
-          <w:t>Lucas 20.41–44</w:t>
-        </w:r>
-      </w:hyperlink>
+      <w:r>
+        <w:rPr>
+          <w:lang w:val="pt_PT" w:bidi="pt_PT"/>
+        </w:rPr>
+        <w:t>Lucas 20.41–44</w:t>
+      </w:r>
       <w:r>
         <w:rPr>
           <w:lang w:val="pt_PT" w:bidi="pt_PT"/>
         </w:rPr>
         <w:t xml:space="preserve">; </w:t>
       </w:r>
-      <w:hyperlink r:id="rId82">
-        <w:r>
-          <w:rPr>
-            <w:lang w:val="pt_PT" w:bidi="pt_PT"/>
-          </w:rPr>
-          <w:rPr>
-            <w:color w:val="0000EE"/>
-            <w:u w:val="single"/>
-          </w:rPr>
-          <w:t>João 7.40–44</w:t>
-        </w:r>
-      </w:hyperlink>
+      <w:r>
+        <w:rPr>
+          <w:lang w:val="pt_PT" w:bidi="pt_PT"/>
+        </w:rPr>
+        <w:t>João 7.40–44</w:t>
+      </w:r>
       <w:r>
         <w:rPr>
           <w:lang w:val="pt_PT" w:bidi="pt_PT"/>
         </w:rPr>
         <w:t xml:space="preserve">; </w:t>
       </w:r>
-      <w:hyperlink r:id="rId83">
-        <w:r>
-          <w:rPr>
-            <w:lang w:val="pt_PT" w:bidi="pt_PT"/>
-          </w:rPr>
-          <w:rPr>
-            <w:color w:val="0000EE"/>
-            <w:u w:val="single"/>
-          </w:rPr>
-          <w:t>Atos 2.22–37</w:t>
-        </w:r>
-      </w:hyperlink>
+      <w:r>
+        <w:rPr>
+          <w:lang w:val="pt_PT" w:bidi="pt_PT"/>
+        </w:rPr>
+        <w:t>Atos 2.22–37</w:t>
+      </w:r>
       <w:r>
         <w:rPr>
           <w:lang w:val="pt_PT" w:bidi="pt_PT"/>
         </w:rPr>
         <w:t xml:space="preserve">; </w:t>
       </w:r>
-      <w:hyperlink r:id="rId84">
-        <w:r>
-          <w:rPr>
-            <w:lang w:val="pt_PT" w:bidi="pt_PT"/>
-          </w:rPr>
-          <w:rPr>
-            <w:color w:val="0000EE"/>
-            <w:u w:val="single"/>
-          </w:rPr>
-          <w:t>13.20–43</w:t>
-        </w:r>
-      </w:hyperlink>
+      <w:r>
+        <w:rPr>
+          <w:lang w:val="pt_PT" w:bidi="pt_PT"/>
+        </w:rPr>
+        <w:t>13.20–43</w:t>
+      </w:r>
       <w:r>
         <w:rPr>
           <w:lang w:val="pt_PT" w:bidi="pt_PT"/>
         </w:rPr>
         <w:t xml:space="preserve">; </w:t>
       </w:r>
-      <w:hyperlink r:id="rId85">
-        <w:r>
-          <w:rPr>
-            <w:lang w:val="pt_PT" w:bidi="pt_PT"/>
-          </w:rPr>
-          <w:rPr>
-            <w:color w:val="0000EE"/>
-            <w:u w:val="single"/>
-          </w:rPr>
-          <w:t>Romanos 1.3</w:t>
-        </w:r>
-      </w:hyperlink>
+      <w:r>
+        <w:rPr>
+          <w:lang w:val="pt_PT" w:bidi="pt_PT"/>
+        </w:rPr>
+        <w:t>Romanos 1.3</w:t>
+      </w:r>
       <w:r>
         <w:rPr>
           <w:lang w:val="pt_PT" w:bidi="pt_PT"/>
         </w:rPr>
         <w:t xml:space="preserve">; </w:t>
       </w:r>
-      <w:hyperlink r:id="rId61">
-        <w:r>
-          <w:rPr>
-            <w:lang w:val="pt_PT" w:bidi="pt_PT"/>
-          </w:rPr>
-          <w:rPr>
-            <w:color w:val="0000EE"/>
-            <w:u w:val="single"/>
-          </w:rPr>
-          <w:t>Apocalipse 22.16</w:t>
-        </w:r>
-      </w:hyperlink>
+      <w:r>
+        <w:rPr>
+          <w:lang w:val="pt_PT" w:bidi="pt_PT"/>
+        </w:rPr>
+        <w:t>Apocalipse 22.16</w:t>
+      </w:r>
       <w:r>
         <w:rPr>
           <w:lang w:val="pt_PT" w:bidi="pt_PT"/>
@@ -2013,18 +1533,12 @@
         </w:rPr>
         <w:t xml:space="preserve">A profetisa Débora foi uma das primeiras juízas de Israel. Ela era uma mulher de integridade e devoção ao Senhor. Como profetisa, recebia mensagens divinas. Como juíza, resolvia disputas legais. As pessoas frequentemente a chamavam de "uma mãe em Israel" (veja </w:t>
       </w:r>
-      <w:hyperlink r:id="rId86">
-        <w:r>
-          <w:rPr>
-            <w:lang w:val="pt_PT" w:bidi="pt_PT"/>
-          </w:rPr>
-          <w:rPr>
-            <w:color w:val="0000EE"/>
-            <w:u w:val="single"/>
-          </w:rPr>
-          <w:t>Jz 5.7</w:t>
-        </w:r>
-      </w:hyperlink>
+      <w:r>
+        <w:rPr>
+          <w:lang w:val="pt_PT" w:bidi="pt_PT"/>
+        </w:rPr>
+        <w:t>Jz 5.7</w:t>
+      </w:r>
       <w:r>
         <w:rPr>
           <w:lang w:val="pt_PT" w:bidi="pt_PT"/>
@@ -2045,36 +1559,24 @@
         </w:rPr>
         <w:t>Durante o tempo de Débora, as pessoas estavam cometendo mais erros. Elas deixaram de seguir os caminhos de Deus, e as tribos de Israel não estavam unidas. Israel estava fazendo "o mal aos olhos do Senhor" (</w:t>
       </w:r>
-      <w:hyperlink r:id="rId87">
-        <w:r>
-          <w:rPr>
-            <w:lang w:val="pt_PT" w:bidi="pt_PT"/>
-          </w:rPr>
-          <w:rPr>
-            <w:color w:val="0000EE"/>
-            <w:u w:val="single"/>
-          </w:rPr>
-          <w:t>Jz 4.1</w:t>
-        </w:r>
-      </w:hyperlink>
+      <w:r>
+        <w:rPr>
+          <w:lang w:val="pt_PT" w:bidi="pt_PT"/>
+        </w:rPr>
+        <w:t>Jz 4.1</w:t>
+      </w:r>
       <w:r>
         <w:rPr>
           <w:lang w:val="pt_PT" w:bidi="pt_PT"/>
         </w:rPr>
         <w:t>). Então, Deus entregou Israel a um opressor, Jabim de Canaã. Mais uma vez, Israel clamou ao Senhor por ajuda (</w:t>
       </w:r>
-      <w:hyperlink r:id="rId88">
-        <w:r>
-          <w:rPr>
-            <w:lang w:val="pt_PT" w:bidi="pt_PT"/>
-          </w:rPr>
-          <w:rPr>
-            <w:color w:val="0000EE"/>
-            <w:u w:val="single"/>
-          </w:rPr>
-          <w:t>Jz 4.3</w:t>
-        </w:r>
-      </w:hyperlink>
+      <w:r>
+        <w:rPr>
+          <w:lang w:val="pt_PT" w:bidi="pt_PT"/>
+        </w:rPr>
+        <w:t>Jz 4.3</w:t>
+      </w:r>
       <w:r>
         <w:rPr>
           <w:lang w:val="pt_PT" w:bidi="pt_PT"/>
@@ -2095,18 +1597,12 @@
         </w:rPr>
         <w:t>Deus chamou Baraque para lutar contra Sísera, o comandante do exército de Jabim, através de Débora. No entanto, Baraque não estava entusiasmado ou corajoso. Ele insistiu que Débora o acompanhasse. Débora concordou, mas avisou que uma mulher receberia a glória pela vitória, não Baraque. Isso se concretizou quando Baraque derrotou Sísera e seu exército, mas Jael, a mulher que matou Sísera, recebeu a glória. Baraque demonstrou pouca coragem ou liderança. Isso foi muito diferente da coragem e liderança de Débora e Jael. As ações de Débora levaram a quarenta anos de paz para Israel (</w:t>
       </w:r>
-      <w:hyperlink r:id="rId89">
-        <w:r>
-          <w:rPr>
-            <w:lang w:val="pt_PT" w:bidi="pt_PT"/>
-          </w:rPr>
-          <w:rPr>
-            <w:color w:val="0000EE"/>
-            <w:u w:val="single"/>
-          </w:rPr>
-          <w:t>Jz 5.31</w:t>
-        </w:r>
-      </w:hyperlink>
+      <w:r>
+        <w:rPr>
+          <w:lang w:val="pt_PT" w:bidi="pt_PT"/>
+        </w:rPr>
+        <w:t>Jz 5.31</w:t>
+      </w:r>
       <w:r>
         <w:rPr>
           <w:lang w:val="pt_PT" w:bidi="pt_PT"/>
@@ -2136,18 +1632,12 @@
           <w:lang w:val="pt_PT" w:bidi="pt_PT"/>
         </w:rPr>
       </w:r>
-      <w:hyperlink r:id="rId90">
-        <w:r>
-          <w:rPr>
-            <w:lang w:val="pt_PT" w:bidi="pt_PT"/>
-          </w:rPr>
-          <w:rPr>
-            <w:color w:val="0000EE"/>
-            <w:u w:val="single"/>
-          </w:rPr>
-          <w:t>Juízes 4.1–5.31</w:t>
-        </w:r>
-      </w:hyperlink>
+      <w:r>
+        <w:rPr>
+          <w:lang w:val="pt_PT" w:bidi="pt_PT"/>
+        </w:rPr>
+        <w:t>Juízes 4.1–5.31</w:t>
+      </w:r>
       <w:r>
         <w:rPr>
           <w:lang w:val="pt_PT" w:bidi="pt_PT"/>
